--- a/docs/cv/Damonia_Berrian_CV.docx
+++ b/docs/cv/Damonia_Berrian_CV.docx
@@ -1613,8 +1613,19 @@
           <w:b/>
           <w:bCs/>
         </w:rPr>
-        <w:t>| Link</w:t>
-      </w:r>
+        <w:t xml:space="preserve">| </w:t>
+      </w:r>
+      <w:hyperlink r:id="rId14" w:history="1">
+        <w:r>
+          <w:rPr>
+            <w:rStyle w:val="Hyperlink"/>
+            <w:rFonts w:ascii="Times New Roman" w:hAnsi="Times New Roman" w:cs="Times New Roman"/>
+            <w:b/>
+            <w:bCs/>
+          </w:rPr>
+          <w:t>Link</w:t>
+        </w:r>
+      </w:hyperlink>
     </w:p>
     <w:p>
       <w:pPr>
